--- a/중국어_대화문/9부_docx/9부_07화_구옌자오의_송환.docx
+++ b/중국어_대화문/9부_docx/9부_07화_구옌자오의_송환.docx
@@ -18,7 +18,7 @@
         <w:t>등장인물:</w:t>
       </w:r>
       <w:r>
-        <w:t xml:space="preserve"> 선즈위안 沈知远(52세, 중앙위원회 총서기) / 청시 程曦(36세, 총서기 판공청 주임) / 리위퉁 李雨桐(46세, 총서기 판공실 참모) / 량페이전 梁佩珍(66세, 정치국원·독립 감독) / 구옌자오 顾延昭(66세, 전 재정부 부부장, 송환된 피의자) / 샹원산 项文山(70대 초반, 우슈전의 남편, 퇴직 중학교 교사) / 웨위 岳玉(32세, 재정투명 전담 감사팀 감사원) / 런수이 任澍(40세 안팎, 정치국 회의 기록원) / 사오톄쥔 邵铁军(64세, 중앙국가안전위원회 판공실 주임) / 메이뤄란 梅若兰(89세, 은퇴한 변호사협회 비서장, 전화 목소리) / 당직 민경 值班民警(30대, 북교 협조조사센터 당직 관리 민경)</w:t>
+        <w:t xml:space="preserve"> 선즈위안 沈知远(52세, 중앙위원회 총서기) / 청시 程曦(38세, 총서기 판공청 주임) / 리위퉁 李雨桐(47세, 총서기 판공실 참모) / 량페이전 梁佩珍(67세, 정치국원·독립 감독) / 구옌자오 顾延昭(66세, 전 재정부 부부장, 송환된 피의자) / 샹원산 项文山(70대 초반, 우슈전의 남편, 퇴직 중학교 교사) / 웨위 岳玉(32세, 재정투명 전담 감사팀 감사원) / 런수이 任澍(40세 안팎, 정치국 회의 기록원) / 사오톄쥔 邵铁军(64세, 중앙국가안전위원회 판공실 주임) / 메이뤄란 梅若兰(90세, 은퇴한 변호사협회 비서장, 전화 목소리) / 당직 민경 值班民警(30대, 북교 협조조사센터 당직 관리 민경)</w:t>
       </w:r>
     </w:p>
     <w:p>
@@ -511,7 +511,7 @@
         <w:t>李雨桐:</w:t>
       </w:r>
       <w:r>
-        <w:t xml:space="preserve"> 第二号，只有事实。第一，二十点十分到二十二点四十分，北郊协作调查中心，梁佩珍主持，两名办案人员在场，全程录音录像。罪名：涉嫌爆炸罪，提供资金，共同犯罪，以及挪用特定款物罪。第二，嫌疑人确认身份，确认备付·特·零七子账户经办人栏，十一年，均为本人签名。</w:t>
+        <w:t xml:space="preserve"> 第二号，只有事实。第一，十四点十分到十七点四十分，北郊协作调查中心，梁佩珍主持，两名办案人员在场，全程录音录像。罪名：涉嫌爆炸罪，提供资金，共同犯罪，以及挪用特定款物罪。第二，嫌疑人确认身份，确认备付·特·零七子账户经办人栏，十一年，均为本人签名。</w:t>
       </w:r>
     </w:p>
     <w:p>
@@ -760,7 +760,7 @@
     </w:p>
     <w:p>
       <w:r>
-        <w:t>(七月七日，星期四，下午三点。别馆三层最里面的一间，窗台上的茉莉开了几朵，很小，不香。靠窗的桌子后面空着一把椅子，椅背上搭着那件深蓝旧外套，袖口磨白了。桌上的旧暖壶是岳玉三点整灌的，半瓶，不满。项文山坐在邬秀珍的桌旁，保温饭盒摆在桌角，盒里是一条红烧的小鱼，只有巴掌大。任澍把悼念栏昨天中午以后的打印纸放在桌上，薄薄一叠。沈知远没带随员，程曦跟在后面，接了他的大衣。)</w:t>
+        <w:t>(七月七日，星期四，下午三点。别馆三层最里面的一间，窗台上的茉莉开了几朵，很小，不香。靠窗那张郑启明的桌子后面空着一把椅子，椅背上搭着那件深蓝旧外套，袖口磨白了。桌上的旧暖壶是岳玉三点整灌的，半瓶，不满。项文山坐在邬秀珍的桌旁，保温饭盒摆在桌角，盒里是一条红烧的小鱼，只有巴掌大。任澍把悼念栏昨天中午以后的打印纸放在桌上，薄薄一叠。沈知远没带随员，程曦跟在后面，接了他的大衣。)</w:t>
       </w:r>
     </w:p>
     <w:p>
@@ -793,7 +793,7 @@
         <w:t>岳玉:</w:t>
       </w:r>
       <w:r>
-        <w:t xml:space="preserve"> 昨天十一点，我们接到通报。十一点二十分，任澍问我，要不要去机场。我说不去。队长说过，账要在账的地方对。我把备付·特·零七那九笔，从头又对了一遍。</w:t>
+        <w:t xml:space="preserve"> 前天夜里十点，我们接到通报。昨天早上八点二十分，任澍问我，要不要去机场。我说不去。队长说过，账要在账的地方对。我把备付·特·零七那九笔，从头又对了一遍。</w:t>
       </w:r>
     </w:p>
     <w:p>
@@ -2378,7 +2378,7 @@
         <w:t>梅若兰:</w:t>
       </w:r>
       <w:r>
-        <w:t xml:space="preserve"> 我八十九岁，要睡了。</w:t>
+        <w:t xml:space="preserve"> 我九十岁，要睡了。</w:t>
       </w:r>
     </w:p>
     <w:p>
